--- a/rapports/2026-06-06/EQ8/EQ8_sup_v2/DR_071202010023/12-06-87-23.docx
+++ b/rapports/2026-06-06/EQ8/EQ8_sup_v2/DR_071202010023/12-06-87-23.docx
@@ -297,7 +297,7 @@
           <w:color w:val="1F6FEB"/>
           <w:sz w:val="22"/>
         </w:rPr>
-        <w:t>⚠ INCOHÉRENCES À CORRIGER (102)</w:t>
+        <w:t>⚠ INCOHÉRENCES À CORRIGER (100)</w:t>
       </w:r>
     </w:p>
     <w:tbl>
@@ -814,7 +814,7 @@
                 <w:color w:val="16A34A"/>
                 <w:sz w:val="16"/>
               </w:rPr>
-              <w:t>—</w:t>
+              <w:t>s01q32, s01q36, s01q38, s04q37_modif, s02q33, s02q34, s01q00b</w:t>
             </w:r>
           </w:p>
         </w:tc>
@@ -845,7 +845,7 @@
                 <w:i w:val="0"/>
                 <w:sz w:val="17"/>
               </w:rPr>
-              <w:t>Incohérence!!! seulement les écoles privées paient les frais de scolarité (y compris les frais d'inscription).</w:t>
+              <w:t>Peu probable!!! Vu l'âge (17 ans) de Elisabeth Diouf ou l'année à laquelle Elisabeth Diouf a fréquenté l'école pour la dernière fois (.) le dernier diplome de Elisabeth Diouf ne peut être le Certificat d'études primaires (CEP), prière de corriger cette incohérence ou confirmer avec le QG.</w:t>
             </w:r>
           </w:p>
         </w:tc>
@@ -878,7 +878,7 @@
                 <w:i w:val="0"/>
                 <w:sz w:val="16"/>
               </w:rPr>
-              <w:t>S02</w:t>
+              <w:t>S04</w:t>
               <w:br/>
             </w:r>
             <w:r>
@@ -888,7 +888,7 @@
                 <w:color w:val="64748B"/>
                 <w:sz w:val="14"/>
               </w:rPr>
-              <w:t>Éducation</w:t>
+              <w:t>Emploi</w:t>
             </w:r>
           </w:p>
         </w:tc>
@@ -904,7 +904,7 @@
                 <w:color w:val="16A34A"/>
                 <w:sz w:val="16"/>
               </w:rPr>
-              <w:t>s01q32, s01q36, s01q38, s04q37_modif, s02q33, s02q34, s01q00b</w:t>
+              <w:t>s03q10__10, s04q18, s04q51, s04q51_unite, s04q39, s04q43, s04q44, s04q63</w:t>
             </w:r>
           </w:p>
         </w:tc>
@@ -935,7 +935,7 @@
                 <w:i w:val="0"/>
                 <w:sz w:val="17"/>
               </w:rPr>
-              <w:t>Peu probable!!! Vu l'âge (17 ans) de Elisabeth Diouf ou l'année à laquelle Elisabeth Diouf a fréquenté l'école pour la dernière fois (.) le dernier diplome de Elisabeth Diouf ne peut être le Certificat d'études primaires (CEP), prière de corriger cette incohérence ou confirmer avec le QG.</w:t>
+              <w:t>Incoherence!!! les informations de Alexandre Traore sur le nombre de mois, jours et heures de son emploi principal et secondaire sont identiques, veuillez corriger ou confirmer aupres du QG.</w:t>
             </w:r>
           </w:p>
         </w:tc>
@@ -968,7 +968,7 @@
                 <w:i w:val="0"/>
                 <w:sz w:val="16"/>
               </w:rPr>
-              <w:t>S04</w:t>
+              <w:t>S07</w:t>
               <w:br/>
             </w:r>
             <w:r>
@@ -978,7 +978,7 @@
                 <w:color w:val="64748B"/>
                 <w:sz w:val="14"/>
               </w:rPr>
-              <w:t>Emploi</w:t>
+              <w:t>Consommation alimentaire</w:t>
             </w:r>
           </w:p>
         </w:tc>
@@ -994,7 +994,7 @@
                 <w:color w:val="16A34A"/>
                 <w:sz w:val="16"/>
               </w:rPr>
-              <w:t>s03q10__10, s04q18, s04q51, s04q51_unite, s04q39, s04q43, s04q44, s04q63</w:t>
+              <w:t>s00q27, s01q00a, s01q12, s01q13, s02q04, s03q11, s03q12, s01q01</w:t>
             </w:r>
           </w:p>
         </w:tc>
@@ -1025,7 +1025,7 @@
                 <w:i w:val="0"/>
                 <w:sz w:val="17"/>
               </w:rPr>
-              <w:t>Incoherence!!! les informations de Alexandre Traore sur le nombre de mois, jours et heures de son emploi principal et secondaire sont identiques, veuillez corriger ou confirmer aupres du QG.</w:t>
+              <w:t>Avertissement!!! Le ménage a consommé 56 Cuillère de Petit de Lait en poudre  ce qui semble incoherent pour une consommation aucours des 7 derniers jours, prière de verifier et corriger.</w:t>
             </w:r>
           </w:p>
         </w:tc>
@@ -1058,7 +1058,7 @@
                 <w:i w:val="0"/>
                 <w:sz w:val="16"/>
               </w:rPr>
-              <w:t>S07</w:t>
+              <w:t>S10</w:t>
               <w:br/>
             </w:r>
             <w:r>
@@ -1068,7 +1068,7 @@
                 <w:color w:val="64748B"/>
                 <w:sz w:val="14"/>
               </w:rPr>
-              <w:t>Consommation alimentaire</w:t>
+              <w:t>Logement</w:t>
             </w:r>
           </w:p>
         </w:tc>
@@ -1084,7 +1084,7 @@
                 <w:color w:val="16A34A"/>
                 <w:sz w:val="16"/>
               </w:rPr>
-              <w:t>s00q27, s01q00a, s01q12, s01q13, s02q04, s03q11, s03q12, s01q01</w:t>
+              <w:t>s10q46, s10q47</w:t>
             </w:r>
           </w:p>
         </w:tc>
@@ -1115,7 +1115,7 @@
                 <w:i w:val="0"/>
                 <w:sz w:val="17"/>
               </w:rPr>
-              <w:t>Avertissement!!! Le ménage a consommé 56 Cuillère de Petit de Lait en poudre  ce qui semble incoherent pour une consommation aucours des 7 derniers jours, prière de verifier et corriger.</w:t>
+              <w:t>Incohérence!! L'entreprise vendeur de legumes dit avoir réçu une somme sur la revente de ces marchandises achetées et revendues en état (s10q46 est differnt de 0) mais n'a depensé aucune somme sur l'achat des marchandises revendues en état (s10q47==0), prière de fournir plus d'effort pour estimer le montant obtenu sur la depense de ces marchandises achetées et revendues en état.</w:t>
             </w:r>
           </w:p>
         </w:tc>
@@ -1148,7 +1148,7 @@
                 <w:i w:val="0"/>
                 <w:sz w:val="16"/>
               </w:rPr>
-              <w:t>S10</w:t>
+              <w:t>S16</w:t>
               <w:br/>
             </w:r>
             <w:r>
@@ -1158,7 +1158,7 @@
                 <w:color w:val="64748B"/>
                 <w:sz w:val="14"/>
               </w:rPr>
-              <w:t>Logement</w:t>
+              <w:t>Agriculture</w:t>
             </w:r>
           </w:p>
         </w:tc>
@@ -1174,7 +1174,7 @@
                 <w:color w:val="16A34A"/>
                 <w:sz w:val="16"/>
               </w:rPr>
-              <w:t>s10q46, s10q47</w:t>
+              <w:t>s00q07a, s00q08, s00q10, s00q13_0, s00q15_0, s00q17_0, s00q23a, s00q23b</w:t>
             </w:r>
           </w:p>
         </w:tc>
@@ -1205,7 +1205,7 @@
                 <w:i w:val="0"/>
                 <w:sz w:val="17"/>
               </w:rPr>
-              <w:t>Incohérence!! L'entreprise vendeur de legumes dit avoir réçu une somme sur la revente de ces marchandises achetées et revendues en état (s10q46 est differnt de 0) mais n'a depensé aucune somme sur l'achat des marchandises revendues en état (s10q47==0), prière de fournir plus d'effort pour estimer le montant obtenu sur la depense de ces marchandises achetées et revendues en état.</w:t>
+              <w:t>La somme des quantités consommées (0 kg), des quantités offertes (50 kg),  des quantités vendus (3 kg) et des quantités en stock (0 kg) depasse la quantité totale (2 kg) que le ménage a eu après la recolte de Oignon , prière de corriger cette incoherence.</w:t>
             </w:r>
           </w:p>
         </w:tc>
@@ -1295,7 +1295,7 @@
                 <w:i w:val="0"/>
                 <w:sz w:val="17"/>
               </w:rPr>
-              <w:t>La somme des quantités consommées (0 kg), des quantités offertes (50 kg),  des quantités vendus (3 kg) et des quantités en stock (0 kg) depasse la quantité totale (2 kg) que le ménage a eu après la recolte de Oignon , prière de corriger cette incoherence.</w:t>
+              <w:t>La somme des quantités consommées (10 kg), des quantités offertes (5 kg),  des quantités vendus (3 kg) et des quantités en stock (0 kg) depasse la quantité totale (2 kg) que le ménage a eu après la recolte de Jaxatu , prière de corriger cette incoherence.</w:t>
             </w:r>
           </w:p>
         </w:tc>
@@ -1385,7 +1385,7 @@
                 <w:i w:val="0"/>
                 <w:sz w:val="17"/>
               </w:rPr>
-              <w:t>La somme des quantités consommées (10 kg), des quantités offertes (5 kg),  des quantités vendus (3 kg) et des quantités en stock (0 kg) depasse la quantité totale (2 kg) que le ménage a eu après la recolte de Jaxatu , prière de corriger cette incoherence.</w:t>
+              <w:t>La somme des quantités consommées (20 kg), des quantités offertes (0 kg),  des quantités vendus (0 kg) et des quantités en stock (30 kg) depasse la quantité totale (1 kg) que le ménage a eu après la recolte de Arachide , prière de corriger cette incoherence.</w:t>
             </w:r>
           </w:p>
         </w:tc>
@@ -1400,10 +1400,10 @@
               <w:rPr>
                 <w:b/>
                 <w:i w:val="0"/>
-                <w:color w:val="DC2626"/>
-                <w:sz w:val="16"/>
-              </w:rPr>
-              <w:t>Haute</w:t>
+                <w:color w:val="EA580C"/>
+                <w:sz w:val="16"/>
+              </w:rPr>
+              <w:t>Moyenne</w:t>
             </w:r>
           </w:p>
         </w:tc>
@@ -1418,7 +1418,7 @@
                 <w:i w:val="0"/>
                 <w:sz w:val="16"/>
               </w:rPr>
-              <w:t>S16</w:t>
+              <w:t>S00</w:t>
               <w:br/>
             </w:r>
             <w:r>
@@ -1428,7 +1428,7 @@
                 <w:color w:val="64748B"/>
                 <w:sz w:val="14"/>
               </w:rPr>
-              <w:t>Agriculture</w:t>
+              <w:t>Identification</w:t>
             </w:r>
           </w:p>
         </w:tc>
@@ -1444,7 +1444,7 @@
                 <w:color w:val="16A34A"/>
                 <w:sz w:val="16"/>
               </w:rPr>
-              <w:t>s00q07a, s00q08, s00q10, s00q13_0, s00q15_0, s00q17_0, s00q23a, s00q23b</w:t>
+              <w:t>s00q27</w:t>
             </w:r>
           </w:p>
         </w:tc>
@@ -1475,7 +1475,7 @@
                 <w:i w:val="0"/>
                 <w:sz w:val="17"/>
               </w:rPr>
-              <w:t>La somme des quantités consommées (20 kg), des quantités offertes (0 kg),  des quantités vendus (0 kg) et des quantités en stock (30 kg) depasse la quantité totale (1 kg) que le ménage a eu après la recolte de Arachide , prière de corriger cette incoherence.</w:t>
+              <w:t>Le questionnaire semble ne pas être complètement fini mais le questionnaire est en statut complet, prière de compléter le questionnaire.</w:t>
             </w:r>
           </w:p>
         </w:tc>
@@ -1534,7 +1534,7 @@
                 <w:color w:val="16A34A"/>
                 <w:sz w:val="16"/>
               </w:rPr>
-              <w:t>s00q27</w:t>
+              <w:t>—</w:t>
             </w:r>
           </w:p>
         </w:tc>
@@ -1565,7 +1565,7 @@
                 <w:i w:val="0"/>
                 <w:sz w:val="17"/>
               </w:rPr>
-              <w:t>Le questionnaire semble ne pas être complètement fini mais le questionnaire est en statut complet, prière de compléter le questionnaire.</w:t>
+              <w:t>Il est obligatoire de prendre les coordonnées Gps avant d'administrer le questionnaire.</w:t>
             </w:r>
           </w:p>
         </w:tc>
@@ -1655,7 +1655,7 @@
                 <w:i w:val="0"/>
                 <w:sz w:val="17"/>
               </w:rPr>
-              <w:t>Il est obligatoire de prendre les coordonnées Gps avant d'administrer le questionnaire.</w:t>
+              <w:t>Prière de prendre les coordonnées GPS.</w:t>
             </w:r>
           </w:p>
         </w:tc>
@@ -1745,7 +1745,7 @@
                 <w:i w:val="0"/>
                 <w:sz w:val="17"/>
               </w:rPr>
-              <w:t>Prière de prendre les coordonnées GPS.</w:t>
+              <w:t>L'adresse ou la localisation du ménage doit être bien renseignée, ne doit pas contenir des numéros de téléphone et elle semble courte pour être une adresse.</w:t>
             </w:r>
           </w:p>
         </w:tc>
@@ -1835,7 +1835,7 @@
                 <w:i w:val="0"/>
                 <w:sz w:val="17"/>
               </w:rPr>
-              <w:t>L'adresse ou la localisation du ménage doit être bien renseignée, ne doit pas contenir des numéros de téléphone et elle semble courte pour être une adresse.</w:t>
+              <w:t>Prière de renseigner la bonne adresse.</w:t>
             </w:r>
           </w:p>
         </w:tc>
@@ -1868,7 +1868,7 @@
                 <w:i w:val="0"/>
                 <w:sz w:val="16"/>
               </w:rPr>
-              <w:t>S00</w:t>
+              <w:t>S01</w:t>
               <w:br/>
             </w:r>
             <w:r>
@@ -1878,7 +1878,7 @@
                 <w:color w:val="64748B"/>
                 <w:sz w:val="14"/>
               </w:rPr>
-              <w:t>Identification</w:t>
+              <w:t>Démographie</w:t>
             </w:r>
           </w:p>
         </w:tc>
@@ -1925,7 +1925,7 @@
                 <w:i w:val="0"/>
                 <w:sz w:val="17"/>
               </w:rPr>
-              <w:t>Prière de renseigner la bonne adresse.</w:t>
+              <w:t>Prière de verifier l'information donnée par Bassirou Traore ou corriger au niveau de la section 1.</w:t>
             </w:r>
           </w:p>
         </w:tc>
@@ -2015,7 +2015,7 @@
                 <w:i w:val="0"/>
                 <w:sz w:val="17"/>
               </w:rPr>
-              <w:t>Prière de verifier l'information donnée par Bassirou Traore ou corriger au niveau de la section 1.</w:t>
+              <w:t>Prière de verifier l'information donnée par Baye Traore ou corriger au niveau de la section 1.</w:t>
             </w:r>
           </w:p>
         </w:tc>
@@ -2105,7 +2105,7 @@
                 <w:i w:val="0"/>
                 <w:sz w:val="17"/>
               </w:rPr>
-              <w:t>Prière de verifier l'information donnée par Baye Traore ou corriger au niveau de la section 1.</w:t>
+              <w:t>Prière de verifier l'information donnée par Diogaye Traore ou corriger au niveau de la section 1.</w:t>
             </w:r>
           </w:p>
         </w:tc>
@@ -2164,7 +2164,7 @@
                 <w:color w:val="16A34A"/>
                 <w:sz w:val="16"/>
               </w:rPr>
-              <w:t>—</w:t>
+              <w:t>s01q10_1</w:t>
             </w:r>
           </w:p>
         </w:tc>
@@ -2195,187 +2195,7 @@
                 <w:i w:val="0"/>
                 <w:sz w:val="17"/>
               </w:rPr>
-              <w:t>Prière de verifier l'information donnée par Diogaye Traore ou corriger au niveau de la section 1.</w:t>
-            </w:r>
-          </w:p>
-        </w:tc>
-      </w:tr>
-      <w:tr>
-        <w:tc>
-          <w:tcPr>
-            <w:tcW w:type="dxa" w:w="964"/>
-          </w:tcPr>
-          <w:p>
-            <w:r>
-              <w:rPr>
-                <w:b/>
-                <w:i w:val="0"/>
-                <w:color w:val="EA580C"/>
-                <w:sz w:val="16"/>
-              </w:rPr>
-              <w:t>Moyenne</w:t>
-            </w:r>
-          </w:p>
-        </w:tc>
-        <w:tc>
-          <w:tcPr>
-            <w:tcW w:type="dxa" w:w="1247"/>
-          </w:tcPr>
-          <w:p>
-            <w:r>
-              <w:rPr>
-                <w:b/>
-                <w:i w:val="0"/>
-                <w:sz w:val="16"/>
-              </w:rPr>
-              <w:t>S01</w:t>
-              <w:br/>
-            </w:r>
-            <w:r>
-              <w:rPr>
-                <w:b w:val="0"/>
-                <w:i w:val="0"/>
-                <w:color w:val="64748B"/>
-                <w:sz w:val="14"/>
-              </w:rPr>
-              <w:t>Démographie</w:t>
-            </w:r>
-          </w:p>
-        </w:tc>
-        <w:tc>
-          <w:tcPr>
-            <w:tcW w:type="dxa" w:w="1531"/>
-          </w:tcPr>
-          <w:p>
-            <w:r>
-              <w:rPr>
-                <w:b/>
-                <w:i w:val="0"/>
-                <w:color w:val="16A34A"/>
-                <w:sz w:val="16"/>
-              </w:rPr>
-              <w:t>s01q10_1</w:t>
-            </w:r>
-          </w:p>
-        </w:tc>
-        <w:tc>
-          <w:tcPr>
-            <w:tcW w:type="dxa" w:w="1191"/>
-          </w:tcPr>
-          <w:p>
-            <w:r>
-              <w:rPr>
-                <w:b w:val="0"/>
-                <w:i w:val="0"/>
-                <w:color w:val="64748B"/>
-                <w:sz w:val="16"/>
-              </w:rPr>
-              <w:t>GT-CQ</w:t>
-            </w:r>
-          </w:p>
-        </w:tc>
-        <w:tc>
-          <w:tcPr>
-            <w:tcW w:type="dxa" w:w="4706"/>
-          </w:tcPr>
-          <w:p>
-            <w:r>
-              <w:rPr>
-                <w:b w:val="0"/>
-                <w:i w:val="0"/>
-                <w:sz w:val="17"/>
-              </w:rPr>
               <w:t>La taille du ménage lors de l'enquête principale (6) de ce ménage est inférieur à la taille du denombrement (7), prière de fournir des explications concrètes ou aller revisiter le ménage.</w:t>
-            </w:r>
-          </w:p>
-        </w:tc>
-      </w:tr>
-      <w:tr>
-        <w:tc>
-          <w:tcPr>
-            <w:tcW w:type="dxa" w:w="964"/>
-          </w:tcPr>
-          <w:p>
-            <w:r>
-              <w:rPr>
-                <w:b/>
-                <w:i w:val="0"/>
-                <w:color w:val="EA580C"/>
-                <w:sz w:val="16"/>
-              </w:rPr>
-              <w:t>Moyenne</w:t>
-            </w:r>
-          </w:p>
-        </w:tc>
-        <w:tc>
-          <w:tcPr>
-            <w:tcW w:type="dxa" w:w="1247"/>
-          </w:tcPr>
-          <w:p>
-            <w:r>
-              <w:rPr>
-                <w:b/>
-                <w:i w:val="0"/>
-                <w:sz w:val="16"/>
-              </w:rPr>
-              <w:t>S02</w:t>
-              <w:br/>
-            </w:r>
-            <w:r>
-              <w:rPr>
-                <w:b w:val="0"/>
-                <w:i w:val="0"/>
-                <w:color w:val="64748B"/>
-                <w:sz w:val="14"/>
-              </w:rPr>
-              <w:t>Éducation</w:t>
-            </w:r>
-          </w:p>
-        </w:tc>
-        <w:tc>
-          <w:tcPr>
-            <w:tcW w:type="dxa" w:w="1531"/>
-          </w:tcPr>
-          <w:p>
-            <w:r>
-              <w:rPr>
-                <w:b/>
-                <w:i w:val="0"/>
-                <w:color w:val="16A34A"/>
-                <w:sz w:val="16"/>
-              </w:rPr>
-              <w:t>—</w:t>
-            </w:r>
-          </w:p>
-        </w:tc>
-        <w:tc>
-          <w:tcPr>
-            <w:tcW w:type="dxa" w:w="1191"/>
-          </w:tcPr>
-          <w:p>
-            <w:r>
-              <w:rPr>
-                <w:b w:val="0"/>
-                <w:i w:val="0"/>
-                <w:color w:val="64748B"/>
-                <w:sz w:val="16"/>
-              </w:rPr>
-              <w:t>GT-CQ</w:t>
-            </w:r>
-          </w:p>
-        </w:tc>
-        <w:tc>
-          <w:tcPr>
-            <w:tcW w:type="dxa" w:w="4706"/>
-          </w:tcPr>
-          <w:p>
-            <w:r>
-              <w:rPr>
-                <w:b w:val="0"/>
-                <w:i w:val="0"/>
-                <w:sz w:val="17"/>
-              </w:rPr>
-              <w:t>veuillez, s'il vous plait, confirmer les frais de scolarité ( 11000 FCFA) payée de Elisabeth Diouf avec le QG ou apporter les corrections nécessaires.</w:t>
             </w:r>
           </w:p>
         </w:tc>
